--- a/book/draft-v2/서드브레인2편_99_에필로그.docx
+++ b/book/draft-v2/서드브레인2편_99_에필로그.docx
@@ -358,7 +358,7 @@
     <w:p>
       <w:pPr>
         <w:spacing w:after="150" w:before="40" w:line="312"/>
-        <w:jc w:val="2"/>
+        <w:jc w:val="right"/>
       </w:pPr>
       <w:r>
         <w:rPr>
